--- a/文档/502面包板连线与调试指南.docx
+++ b/文档/502面包板连线与调试指南.docx
@@ -125,7 +125,7 @@
                 <w:rFonts w:ascii="Calibri" w:hAnsi="Calibri" w:eastAsia="宋体"/>
                 <w:sz w:val="19"/>
               </w:rPr>
-              <w:t>③ 面包板电源轨**中间是断的**（830 孔常见），左右两段必须用短线跨接，否则半边没电</w:t>
+              <w:t>③ 面包板电源轨中间是断的（830 孔常见），左右两段必须用短线跨接，否则半边没电</w:t>
             </w:r>
           </w:p>
           <w:p>
